--- a/content-pipeline/campaign-ben-thanh/word/002_hcmc-museum-of-fine-arts-guide.docx
+++ b/content-pipeline/campaign-ben-thanh/word/002_hcmc-museum-of-fine-arts-guide.docx
@@ -114,275 +114,6 @@
         </w:rPr>
         <w:t>. Here, early 20th-century French architectural sophistication coalesces with traditional Sino-Vietnamese spiritual sensibilities, creating one of Southeast Asia's most evocative aesthetic havens.</w:t>
       </w:r>
-    </w:p>
-    <w:p>
-      <w:pPr>
-        <w:spacing w:before="120" w:after="120"/>
-        <w:jc w:val="center"/>
-      </w:pPr>
-      <w:r>
-        <w:rPr>
-          <w:color w:val="CBD5E1"/>
-        </w:rPr>
-        <w:t>―――――――――――――――――――――――――――――――――――――――――――――</w:t>
-      </w:r>
-    </w:p>
-    <w:p>
-      <w:pPr>
-        <w:keepNext/>
-        <w:spacing w:before="320" w:after="120" w:line="276" w:lineRule="auto"/>
-      </w:pPr>
-      <w:r>
-        <w:rPr>
-          <w:rFonts w:ascii="Calibri" w:hAnsi="Calibri"/>
-          <w:b/>
-          <w:color w:val="1B365D"/>
-          <w:sz w:val="32"/>
-        </w:rPr>
-        <w:t>Quick Overview Stats (2026 Field Dimensions)</w:t>
-      </w:r>
-    </w:p>
-    <w:tbl>
-      <w:tblPr>
-        <w:tblW w:type="auto" w:w="0"/>
-        <w:jc w:val="center"/>
-        <w:tblLook w:firstColumn="1" w:firstRow="1" w:lastColumn="0" w:lastRow="0" w:noHBand="0" w:noVBand="1" w:val="04A0"/>
-        <w:tblBorders>
-          <w:top w:val="single" w:sz="4" w:space="0" w:color="CBD5E1"/>
-          <w:bottom w:val="single" w:sz="6" w:space="0" w:color="1B365D"/>
-          <w:left w:val="none"/>
-          <w:right w:val="none"/>
-          <w:insideH w:val="single" w:sz="4" w:space="0" w:color="CBD5E1"/>
-          <w:insideV w:val="none"/>
-        </w:tblBorders>
-      </w:tblPr>
-      <w:tblGrid>
-        <w:gridCol w:w="2484"/>
-        <w:gridCol w:w="2484"/>
-        <w:gridCol w:w="2484"/>
-        <w:gridCol w:w="2484"/>
-      </w:tblGrid>
-      <w:tr>
-        <w:tc>
-          <w:tcPr>
-            <w:tcW w:type="dxa" w:w="2484"/>
-            <w:vAlign w:val="center"/>
-            <w:shd w:fill="1B365D"/>
-            <w:tcMar>
-              <w:top w:w="140" w:type="dxa"/>
-              <w:bottom w:w="140" w:type="dxa"/>
-              <w:left w:w="150" w:type="dxa"/>
-              <w:right w:w="150" w:type="dxa"/>
-            </w:tcMar>
-          </w:tcPr>
-          <w:p>
-            <w:pPr>
-              <w:spacing w:before="0" w:after="0" w:line="276" w:lineRule="auto"/>
-            </w:pPr>
-            <w:r>
-              <w:rPr>
-                <w:rFonts w:ascii="Calibri" w:hAnsi="Calibri"/>
-                <w:b/>
-                <w:color w:val="FFFFFF"/>
-                <w:sz w:val="19"/>
-              </w:rPr>
-              <w:t>📍 Mansion Coordinates</w:t>
-            </w:r>
-          </w:p>
-        </w:tc>
-        <w:tc>
-          <w:tcPr>
-            <w:tcW w:type="dxa" w:w="2484"/>
-            <w:vAlign w:val="center"/>
-            <w:shd w:fill="1B365D"/>
-            <w:tcMar>
-              <w:top w:w="140" w:type="dxa"/>
-              <w:bottom w:w="140" w:type="dxa"/>
-              <w:left w:w="150" w:type="dxa"/>
-              <w:right w:w="150" w:type="dxa"/>
-            </w:tcMar>
-          </w:tcPr>
-          <w:p>
-            <w:pPr>
-              <w:spacing w:before="0" w:after="0" w:line="276" w:lineRule="auto"/>
-            </w:pPr>
-            <w:r>
-              <w:rPr>
-                <w:rFonts w:ascii="Calibri" w:hAnsi="Calibri"/>
-                <w:b/>
-                <w:color w:val="FFFFFF"/>
-                <w:sz w:val="19"/>
-              </w:rPr>
-              <w:t>🏛️ Architectural Style</w:t>
-            </w:r>
-          </w:p>
-        </w:tc>
-        <w:tc>
-          <w:tcPr>
-            <w:tcW w:type="dxa" w:w="2484"/>
-            <w:vAlign w:val="center"/>
-            <w:shd w:fill="1B365D"/>
-            <w:tcMar>
-              <w:top w:w="140" w:type="dxa"/>
-              <w:bottom w:w="140" w:type="dxa"/>
-              <w:left w:w="150" w:type="dxa"/>
-              <w:right w:w="150" w:type="dxa"/>
-            </w:tcMar>
-          </w:tcPr>
-          <w:p>
-            <w:pPr>
-              <w:spacing w:before="0" w:after="0" w:line="276" w:lineRule="auto"/>
-            </w:pPr>
-            <w:r>
-              <w:rPr>
-                <w:rFonts w:ascii="Calibri" w:hAnsi="Calibri"/>
-                <w:b/>
-                <w:color w:val="FFFFFF"/>
-                <w:sz w:val="19"/>
-              </w:rPr>
-              <w:t>⏳ Construction Era</w:t>
-            </w:r>
-          </w:p>
-        </w:tc>
-        <w:tc>
-          <w:tcPr>
-            <w:tcW w:type="dxa" w:w="2484"/>
-            <w:vAlign w:val="center"/>
-            <w:shd w:fill="1B365D"/>
-            <w:tcMar>
-              <w:top w:w="140" w:type="dxa"/>
-              <w:bottom w:w="140" w:type="dxa"/>
-              <w:left w:w="150" w:type="dxa"/>
-              <w:right w:w="150" w:type="dxa"/>
-            </w:tcMar>
-          </w:tcPr>
-          <w:p>
-            <w:pPr>
-              <w:spacing w:before="0" w:after="0" w:line="276" w:lineRule="auto"/>
-            </w:pPr>
-            <w:r>
-              <w:rPr>
-                <w:rFonts w:ascii="Calibri" w:hAnsi="Calibri"/>
-                <w:b/>
-                <w:color w:val="FFFFFF"/>
-                <w:sz w:val="19"/>
-              </w:rPr>
-              <w:t>🎟️ 2026 Reference Tariff</w:t>
-            </w:r>
-          </w:p>
-        </w:tc>
-      </w:tr>
-      <w:tr>
-        <w:tc>
-          <w:tcPr>
-            <w:tcW w:type="dxa" w:w="2484"/>
-            <w:vAlign w:val="center"/>
-            <w:shd w:fill="F8FAFC"/>
-            <w:tcMar>
-              <w:top w:w="100" w:type="dxa"/>
-              <w:bottom w:w="100" w:type="dxa"/>
-              <w:left w:w="150" w:type="dxa"/>
-              <w:right w:w="150" w:type="dxa"/>
-            </w:tcMar>
-          </w:tcPr>
-          <w:p>
-            <w:pPr>
-              <w:spacing w:before="0" w:after="0" w:line="276" w:lineRule="auto"/>
-            </w:pPr>
-            <w:r>
-              <w:rPr>
-                <w:rFonts w:ascii="Calibri" w:hAnsi="Calibri"/>
-                <w:color w:val="1E293B"/>
-                <w:sz w:val="19"/>
-              </w:rPr>
-              <w:t>97A Pho Duc Chinh, Nguyen Thai Binh Ward, District 1</w:t>
-            </w:r>
-          </w:p>
-        </w:tc>
-        <w:tc>
-          <w:tcPr>
-            <w:tcW w:type="dxa" w:w="2484"/>
-            <w:vAlign w:val="center"/>
-            <w:shd w:fill="F8FAFC"/>
-            <w:tcMar>
-              <w:top w:w="100" w:type="dxa"/>
-              <w:bottom w:w="100" w:type="dxa"/>
-              <w:left w:w="150" w:type="dxa"/>
-              <w:right w:w="150" w:type="dxa"/>
-            </w:tcMar>
-          </w:tcPr>
-          <w:p>
-            <w:pPr>
-              <w:spacing w:before="0" w:after="0" w:line="276" w:lineRule="auto"/>
-            </w:pPr>
-            <w:r>
-              <w:rPr>
-                <w:rFonts w:ascii="Calibri" w:hAnsi="Calibri"/>
-                <w:color w:val="1E293B"/>
-                <w:sz w:val="19"/>
-              </w:rPr>
-              <w:t>Art Deco with Beaux-Arts &amp; Oriental Accents</w:t>
-            </w:r>
-          </w:p>
-        </w:tc>
-        <w:tc>
-          <w:tcPr>
-            <w:tcW w:type="dxa" w:w="2484"/>
-            <w:vAlign w:val="center"/>
-            <w:shd w:fill="F8FAFC"/>
-            <w:tcMar>
-              <w:top w:w="100" w:type="dxa"/>
-              <w:bottom w:w="100" w:type="dxa"/>
-              <w:left w:w="150" w:type="dxa"/>
-              <w:right w:w="150" w:type="dxa"/>
-            </w:tcMar>
-          </w:tcPr>
-          <w:p>
-            <w:pPr>
-              <w:spacing w:before="0" w:after="0" w:line="276" w:lineRule="auto"/>
-            </w:pPr>
-            <w:r>
-              <w:rPr>
-                <w:rFonts w:ascii="Calibri" w:hAnsi="Calibri"/>
-                <w:color w:val="1E293B"/>
-                <w:sz w:val="19"/>
-              </w:rPr>
-              <w:t>1929 – 1934 (Architect Rivera)</w:t>
-            </w:r>
-          </w:p>
-        </w:tc>
-        <w:tc>
-          <w:tcPr>
-            <w:tcW w:type="dxa" w:w="2484"/>
-            <w:vAlign w:val="center"/>
-            <w:shd w:fill="F8FAFC"/>
-            <w:tcMar>
-              <w:top w:w="100" w:type="dxa"/>
-              <w:bottom w:w="100" w:type="dxa"/>
-              <w:left w:w="150" w:type="dxa"/>
-              <w:right w:w="150" w:type="dxa"/>
-            </w:tcMar>
-          </w:tcPr>
-          <w:p>
-            <w:pPr>
-              <w:spacing w:before="0" w:after="0" w:line="276" w:lineRule="auto"/>
-            </w:pPr>
-            <w:r>
-              <w:rPr>
-                <w:rFonts w:ascii="Calibri" w:hAnsi="Calibri"/>
-                <w:color w:val="1E293B"/>
-                <w:sz w:val="19"/>
-              </w:rPr>
-              <w:t>30,000 VND / adult (15,000 VND student)</w:t>
-            </w:r>
-          </w:p>
-        </w:tc>
-      </w:tr>
-    </w:tbl>
-    <w:p>
-      <w:pPr>
-        <w:spacing w:before="0" w:after="80"/>
-      </w:pPr>
     </w:p>
     <w:p>
       <w:pPr>

--- a/content-pipeline/campaign-ben-thanh/word/002_hcmc-museum-of-fine-arts-guide.docx
+++ b/content-pipeline/campaign-ben-thanh/word/002_hcmc-museum-of-fine-arts-guide.docx
@@ -298,7 +298,7 @@
           <w:color w:val="1B365D"/>
           <w:sz w:val="32"/>
         </w:rPr>
-        <w:t>1. The Hui Bon Hoa Dynasty: From Humble Merchant to Real Estate Titan</w:t>
+        <w:t>The Hui Bon Hoa Dynasty: From Humble Merchant to Real Estate Titan</w:t>
       </w:r>
     </w:p>
     <w:p>
@@ -449,7 +449,7 @@
           <w:color w:val="1B365D"/>
           <w:sz w:val="32"/>
         </w:rPr>
-        <w:t>2. Deciphering the Architectural Harmony: Western Art Deco Meets Eastern Geomancy</w:t>
+        <w:t>Deciphering the Architectural Harmony: Western Art Deco Meets Eastern Geomancy</w:t>
       </w:r>
     </w:p>
     <w:p>
@@ -477,7 +477,7 @@
           <w:color w:val="D97706"/>
           <w:sz w:val="26"/>
         </w:rPr>
-        <w:t>2.1. The Exterior: Classical Pilasters Crowned by Emerald Dragon Tiles</w:t>
+        <w:t>The Exterior: Classical Pilasters Crowned by Emerald Dragon Tiles</w:t>
       </w:r>
     </w:p>
     <w:p>
@@ -505,7 +505,7 @@
           <w:color w:val="D97706"/>
           <w:sz w:val="26"/>
         </w:rPr>
-        <w:t>2.2. The Interior: Encaustic Tiles and Prismatic Lightwells</w:t>
+        <w:t>The Interior: Encaustic Tiles and Prismatic Lightwells</w:t>
       </w:r>
     </w:p>
     <w:p>
@@ -563,7 +563,7 @@
           <w:color w:val="D97706"/>
           <w:sz w:val="26"/>
         </w:rPr>
-        <w:t>2.3. The Parisian Antique Elevator: Technological Aristocracy</w:t>
+        <w:t>The Parisian Antique Elevator: Technological Aristocracy</w:t>
       </w:r>
     </w:p>
     <w:p>
@@ -603,7 +603,7 @@
           <w:color w:val="1B365D"/>
           <w:sz w:val="32"/>
         </w:rPr>
-        <w:t>3. Navigating the Three Pavilions: A Millennial Artistic Odyssey</w:t>
+        <w:t>Navigating the Three Pavilions: A Millennial Artistic Odyssey</w:t>
       </w:r>
     </w:p>
     <w:tbl>
@@ -1146,7 +1146,7 @@
           <w:color w:val="1B365D"/>
           <w:sz w:val="32"/>
         </w:rPr>
-        <w:t>4. Curated Field Notes for the Discerning Traveler (2026)</w:t>
+        <w:t>Curated Field Notes for the Discerning Traveler (2026)</w:t>
       </w:r>
     </w:p>
     <w:p>

--- a/content-pipeline/campaign-ben-thanh/word/002_hcmc-museum-of-fine-arts-guide.docx
+++ b/content-pipeline/campaign-ben-thanh/word/002_hcmc-museum-of-fine-arts-guide.docx
@@ -13,7 +13,7 @@
           <w:color w:val="1B365D"/>
           <w:sz w:val="42"/>
         </w:rPr>
-        <w:t>HCMC Museum of Fine Arts: Inside the Gilded Legacy of Hui Bon Hoa</w:t>
+        <w:t>HCMC Museum of Fine Arts: Inside the Historic Estate of Hui Bon Hoa</w:t>
       </w:r>
     </w:p>
     <w:tbl>
@@ -1146,7 +1146,7 @@
           <w:color w:val="1B365D"/>
           <w:sz w:val="32"/>
         </w:rPr>
-        <w:t>Curated Field Notes for the Discerning Traveler (2026)</w:t>
+        <w:t>Curated Field Notes for the Traveler (2026)</w:t>
       </w:r>
     </w:p>
     <w:p>

--- a/content-pipeline/campaign-ben-thanh/word/002_hcmc-museum-of-fine-arts-guide.docx
+++ b/content-pipeline/campaign-ben-thanh/word/002_hcmc-museum-of-fine-arts-guide.docx
@@ -1340,6 +1340,146 @@
     </w:p>
     <w:p>
       <w:pPr>
+        <w:spacing w:before="120" w:after="120"/>
+        <w:jc w:val="center"/>
+      </w:pPr>
+      <w:r>
+        <w:rPr>
+          <w:color w:val="CBD5E1"/>
+        </w:rPr>
+        <w:t>―――――――――――――――――――――――――――――――――――――――――――――</w:t>
+      </w:r>
+    </w:p>
+    <w:p>
+      <w:pPr>
+        <w:keepNext/>
+        <w:spacing w:before="320" w:after="120" w:line="276" w:lineRule="auto"/>
+      </w:pPr>
+      <w:r>
+        <w:rPr>
+          <w:rFonts w:ascii="Calibri" w:hAnsi="Calibri"/>
+          <w:b/>
+          <w:color w:val="1B365D"/>
+          <w:sz w:val="32"/>
+        </w:rPr>
+        <w:t>🗺️ Curated Cluster Connections</w:t>
+      </w:r>
+    </w:p>
+    <w:p>
+      <w:pPr>
+        <w:spacing w:before="40" w:after="120" w:line="276" w:lineRule="auto"/>
+      </w:pPr>
+      <w:r>
+        <w:rPr>
+          <w:rFonts w:ascii="Calibri" w:hAnsi="Calibri"/>
+          <w:color w:val="1E293B"/>
+          <w:sz w:val="21"/>
+        </w:rPr>
+        <w:t>To help you navigate District 1 with ease, explore our companion heritage guides:</w:t>
+      </w:r>
+      <w:r>
+        <w:rPr>
+          <w:rFonts w:ascii="Calibri" w:hAnsi="Calibri"/>
+          <w:color w:val="1E293B"/>
+          <w:sz w:val="21"/>
+        </w:rPr>
+      </w:r>
+      <w:r>
+        <w:rPr>
+          <w:rFonts w:ascii="Calibri" w:hAnsi="Calibri"/>
+          <w:color w:val="1E293B"/>
+          <w:sz w:val="21"/>
+        </w:rPr>
+        <w:br/>
+        <w:t xml:space="preserve">- </w:t>
+      </w:r>
+      <w:r>
+        <w:rPr>
+          <w:rFonts w:ascii="Calibri" w:hAnsi="Calibri"/>
+          <w:b/>
+          <w:color w:val="1E293B"/>
+          <w:sz w:val="21"/>
+        </w:rPr>
+        <w:t>One-Day Ben Thanh Walking Tour:</w:t>
+      </w:r>
+      <w:r>
+        <w:rPr>
+          <w:rFonts w:ascii="Calibri" w:hAnsi="Calibri"/>
+          <w:color w:val="1E293B"/>
+          <w:sz w:val="21"/>
+        </w:rPr>
+        <w:t xml:space="preserve"> incorporating the museum into a curated </w:t>
+      </w:r>
+      <w:r>
+        <w:rPr>
+          <w:rFonts w:ascii="Calibri" w:hAnsi="Calibri"/>
+          <w:color w:val="1E293B"/>
+          <w:sz w:val="21"/>
+          <w:u w:val="single"/>
+        </w:rPr>
+        <w:t>one-day Ben Thanh walking tour</w:t>
+      </w:r>
+      <w:r>
+        <w:rPr>
+          <w:rFonts w:ascii="Calibri" w:hAnsi="Calibri"/>
+          <w:color w:val="1E293B"/>
+          <w:sz w:val="21"/>
+        </w:rPr>
+        <w:t>.</w:t>
+      </w:r>
+      <w:r>
+        <w:rPr>
+          <w:rFonts w:ascii="Calibri" w:hAnsi="Calibri"/>
+          <w:color w:val="1E293B"/>
+          <w:sz w:val="21"/>
+        </w:rPr>
+      </w:r>
+      <w:r>
+        <w:rPr>
+          <w:rFonts w:ascii="Calibri" w:hAnsi="Calibri"/>
+          <w:color w:val="1E293B"/>
+          <w:sz w:val="21"/>
+        </w:rPr>
+        <w:br/>
+        <w:t xml:space="preserve">- </w:t>
+      </w:r>
+      <w:r>
+        <w:rPr>
+          <w:rFonts w:ascii="Calibri" w:hAnsi="Calibri"/>
+          <w:b/>
+          <w:color w:val="1E293B"/>
+          <w:sz w:val="21"/>
+        </w:rPr>
+        <w:t>Secret Apartment Cafes:</w:t>
+      </w:r>
+      <w:r>
+        <w:rPr>
+          <w:rFonts w:ascii="Calibri" w:hAnsi="Calibri"/>
+          <w:color w:val="1E293B"/>
+          <w:sz w:val="21"/>
+        </w:rPr>
+        <w:t xml:space="preserve"> relaxing over specialty drip coffee in </w:t>
+      </w:r>
+      <w:r>
+        <w:rPr>
+          <w:rFonts w:ascii="Calibri" w:hAnsi="Calibri"/>
+          <w:color w:val="1E293B"/>
+          <w:sz w:val="21"/>
+          <w:u w:val="single"/>
+        </w:rPr>
+        <w:t>secret apartment cafes near Ben Thanh</w:t>
+      </w:r>
+      <w:r>
+        <w:rPr>
+          <w:rFonts w:ascii="Calibri" w:hAnsi="Calibri"/>
+          <w:color w:val="1E293B"/>
+          <w:sz w:val="21"/>
+        </w:rPr>
+        <w:t>.</w:t>
+      </w:r>
+    </w:p>
+    <w:p>
+      <w:pPr>
         <w:keepNext/>
         <w:spacing w:before="320" w:after="120" w:line="276" w:lineRule="auto"/>
       </w:pPr>
